--- a/a3002558_dist-comp-assi-2_archi-dig_change_testing-doc.docx
+++ b/a3002558_dist-comp-assi-2_archi-dig_change_testing-doc.docx
@@ -32,15 +32,7 @@
         <w:jc w:val="both"/>
       </w:pPr>
       <w:r>
-        <w:t xml:space="preserve">Here is the design </w:t>
-      </w:r>
-      <w:proofErr w:type="gramStart"/>
-      <w:r>
-        <w:t>sketch :</w:t>
-      </w:r>
-      <w:proofErr w:type="gramEnd"/>
-      <w:r>
-        <w:t xml:space="preserve"> </w:t>
+        <w:t xml:space="preserve">Here is the design sketch : </w:t>
       </w:r>
     </w:p>
     <w:p>
@@ -101,21 +93,12 @@
           <w:bCs/>
         </w:rPr>
       </w:pPr>
-      <w:proofErr w:type="gramStart"/>
-      <w:r>
-        <w:rPr>
-          <w:b/>
-          <w:bCs/>
-        </w:rPr>
-        <w:t>Components :</w:t>
-      </w:r>
-      <w:proofErr w:type="gramEnd"/>
-      <w:r>
-        <w:rPr>
-          <w:b/>
-          <w:bCs/>
-        </w:rPr>
-        <w:t xml:space="preserve"> </w:t>
+      <w:r>
+        <w:rPr>
+          <w:b/>
+          <w:bCs/>
+        </w:rPr>
+        <w:t xml:space="preserve">Components : </w:t>
       </w:r>
     </w:p>
     <w:p>
@@ -123,31 +106,7 @@
         <w:jc w:val="both"/>
       </w:pPr>
       <w:r>
-        <w:t xml:space="preserve">Content Servers: Content Servers are the entity that </w:t>
-      </w:r>
-      <w:proofErr w:type="gramStart"/>
-      <w:r>
-        <w:t>gather</w:t>
-      </w:r>
-      <w:proofErr w:type="gramEnd"/>
-      <w:r>
-        <w:t xml:space="preserve"> weather data from various </w:t>
-      </w:r>
-      <w:proofErr w:type="gramStart"/>
-      <w:r>
-        <w:t>source</w:t>
-      </w:r>
-      <w:proofErr w:type="gramEnd"/>
-      <w:r>
-        <w:t xml:space="preserve">. Incase this case the sources are .txt files. Content servers convert those to Json and </w:t>
-      </w:r>
-      <w:proofErr w:type="gramStart"/>
-      <w:r>
-        <w:t>sends</w:t>
-      </w:r>
-      <w:proofErr w:type="gramEnd"/>
-      <w:r>
-        <w:t xml:space="preserve"> the Json via http to the Aggregation Server. </w:t>
+        <w:t xml:space="preserve">Content Servers: Content Servers are the entity that gather weather data from various source. Incase this case the sources are .txt files. Content servers convert those to Json and sends the Json via http to the Aggregation Server. </w:t>
       </w:r>
     </w:p>
     <w:p>
@@ -166,15 +125,7 @@
         <w:jc w:val="both"/>
       </w:pPr>
       <w:r>
-        <w:t xml:space="preserve">Clients: Clients are </w:t>
-      </w:r>
-      <w:proofErr w:type="gramStart"/>
-      <w:r>
-        <w:t>entity</w:t>
-      </w:r>
-      <w:proofErr w:type="gramEnd"/>
-      <w:r>
-        <w:t xml:space="preserve"> that need weather info. Clients send GET http requests for weather data to Aggregation server. They receive this data via JSON and print it in console. </w:t>
+        <w:t xml:space="preserve">Clients: Clients are entity that need weather info. Clients send GET http requests for weather data to Aggregation server. They receive this data via JSON and print it in console. </w:t>
       </w:r>
     </w:p>
     <w:p>
@@ -182,15 +133,7 @@
         <w:jc w:val="both"/>
       </w:pPr>
       <w:r>
-        <w:t xml:space="preserve">Raw Weather data: For our project </w:t>
-      </w:r>
-      <w:proofErr w:type="gramStart"/>
-      <w:r>
-        <w:t>it is</w:t>
-      </w:r>
-      <w:proofErr w:type="gramEnd"/>
-      <w:r>
-        <w:t xml:space="preserve"> some text files.</w:t>
+        <w:t>Raw Weather data: For our project it is some text files.</w:t>
       </w:r>
     </w:p>
     <w:p>
@@ -204,6 +147,299 @@
     <w:p>
       <w:pPr>
         <w:jc w:val="both"/>
+      </w:pPr>
+    </w:p>
+    <w:p>
+      <w:r>
+        <w:lastRenderedPageBreak/>
+        <w:t xml:space="preserve">Architectural Features: </w:t>
+      </w:r>
+    </w:p>
+    <w:p>
+      <w:r>
+        <w:rPr>
+          <w:b/>
+          <w:bCs/>
+        </w:rPr>
+        <w:t>Robustness</w:t>
+      </w:r>
+    </w:p>
+    <w:p>
+      <w:pPr>
+        <w:numPr>
+          <w:ilvl w:val="0"/>
+          <w:numId w:val="8"/>
+        </w:numPr>
+      </w:pPr>
+      <w:r>
+        <w:t>Uses ConcurrentHashMap and thread-safe data structures to handle multiple, simultaneous clients without risk of data corruption or race conditions.</w:t>
+      </w:r>
+    </w:p>
+    <w:p>
+      <w:pPr>
+        <w:numPr>
+          <w:ilvl w:val="0"/>
+          <w:numId w:val="8"/>
+        </w:numPr>
+      </w:pPr>
+      <w:r>
+        <w:t>Implements Lamport clocks in all distributed entities (AggregationServer, ContentServer, GETClient) for correct logical ordering, ensuring consistency even during concurrent event processing.</w:t>
+      </w:r>
+    </w:p>
+    <w:p>
+      <w:pPr>
+        <w:numPr>
+          <w:ilvl w:val="0"/>
+          <w:numId w:val="8"/>
+        </w:numPr>
+      </w:pPr>
+      <w:r>
+        <w:t>Data expiry mechanism automatically removes stale weather data, keeping the aggregate dataset clean and preventing propagation of outdated information.</w:t>
+      </w:r>
+    </w:p>
+    <w:p>
+      <w:pPr>
+        <w:numPr>
+          <w:ilvl w:val="0"/>
+          <w:numId w:val="8"/>
+        </w:numPr>
+      </w:pPr>
+      <w:r>
+        <w:t>Persistent, atomic file writes guarantee recovery from server crashes and maintain correct data on restart.</w:t>
+      </w:r>
+    </w:p>
+    <w:p>
+      <w:pPr>
+        <w:numPr>
+          <w:ilvl w:val="0"/>
+          <w:numId w:val="8"/>
+        </w:numPr>
+      </w:pPr>
+      <w:r>
+        <w:t>Includes extensive error-checking, such as malformed request handling, HTTP-like error codes, and retry logic for network failures—making the system resilient to real-world issues.</w:t>
+      </w:r>
+    </w:p>
+    <w:p>
+      <w:r>
+        <w:rPr>
+          <w:b/>
+          <w:bCs/>
+        </w:rPr>
+        <w:t>Efficiency</w:t>
+      </w:r>
+    </w:p>
+    <w:p>
+      <w:pPr>
+        <w:numPr>
+          <w:ilvl w:val="0"/>
+          <w:numId w:val="9"/>
+        </w:numPr>
+      </w:pPr>
+      <w:r>
+        <w:t>AggregationServer spawns lightweight threads for handling concurrent socket connections, avoiding bottlenecks and enabling high throughput.</w:t>
+      </w:r>
+    </w:p>
+    <w:p>
+      <w:pPr>
+        <w:numPr>
+          <w:ilvl w:val="0"/>
+          <w:numId w:val="9"/>
+        </w:numPr>
+      </w:pPr>
+      <w:r>
+        <w:t>ContentServers use retry logic selectively, minimizing unnecessary network traffic and reducing resource waste.</w:t>
+      </w:r>
+    </w:p>
+    <w:p>
+      <w:pPr>
+        <w:numPr>
+          <w:ilvl w:val="0"/>
+          <w:numId w:val="9"/>
+        </w:numPr>
+      </w:pPr>
+      <w:r>
+        <w:t>Efficient key-based data storage (by server id) allows fast lookups, updates, and expiry sweeps, regardless of the number of sources.</w:t>
+      </w:r>
+    </w:p>
+    <w:p>
+      <w:pPr>
+        <w:numPr>
+          <w:ilvl w:val="0"/>
+          <w:numId w:val="9"/>
+        </w:numPr>
+      </w:pPr>
+      <w:r>
+        <w:t>Simple, clear JSON communication format eliminates overhead and makes parsing quick on both client and server sides.</w:t>
+      </w:r>
+    </w:p>
+    <w:p>
+      <w:r>
+        <w:rPr>
+          <w:b/>
+          <w:bCs/>
+        </w:rPr>
+        <w:t>Scalability</w:t>
+      </w:r>
+    </w:p>
+    <w:p>
+      <w:pPr>
+        <w:numPr>
+          <w:ilvl w:val="0"/>
+          <w:numId w:val="10"/>
+        </w:numPr>
+      </w:pPr>
+      <w:r>
+        <w:t>The architecture supports horizontal scaling: more ContentServers can be added at any time to provide new weather feeds.</w:t>
+      </w:r>
+    </w:p>
+    <w:p>
+      <w:pPr>
+        <w:numPr>
+          <w:ilvl w:val="0"/>
+          <w:numId w:val="10"/>
+        </w:numPr>
+      </w:pPr>
+      <w:r>
+        <w:t>AggregationServer is capable of handling dozens to hundreds of parallel requests due to its thread-safe and concurrent design.</w:t>
+      </w:r>
+    </w:p>
+    <w:p>
+      <w:pPr>
+        <w:numPr>
+          <w:ilvl w:val="0"/>
+          <w:numId w:val="10"/>
+        </w:numPr>
+      </w:pPr>
+      <w:r>
+        <w:t>Network-based communication between servers and clients means the system can be deployed across multiple machines and adapted to larger distributed environments easily.</w:t>
+      </w:r>
+    </w:p>
+    <w:p>
+      <w:pPr>
+        <w:numPr>
+          <w:ilvl w:val="0"/>
+          <w:numId w:val="10"/>
+        </w:numPr>
+      </w:pPr>
+      <w:r>
+        <w:lastRenderedPageBreak/>
+        <w:t>The Lamport clock protocol allows consistent event ordering as the system grows, ensuring correctness under scalability.</w:t>
+      </w:r>
+    </w:p>
+    <w:p/>
+    <w:p>
+      <w:pPr>
+        <w:jc w:val="center"/>
+      </w:pPr>
+    </w:p>
+    <w:p>
+      <w:pPr>
+        <w:jc w:val="center"/>
+      </w:pPr>
+    </w:p>
+    <w:p>
+      <w:pPr>
+        <w:jc w:val="center"/>
+      </w:pPr>
+    </w:p>
+    <w:p>
+      <w:pPr>
+        <w:jc w:val="center"/>
+      </w:pPr>
+    </w:p>
+    <w:p>
+      <w:pPr>
+        <w:jc w:val="center"/>
+      </w:pPr>
+    </w:p>
+    <w:p>
+      <w:pPr>
+        <w:jc w:val="center"/>
+      </w:pPr>
+    </w:p>
+    <w:p>
+      <w:pPr>
+        <w:jc w:val="center"/>
+      </w:pPr>
+    </w:p>
+    <w:p>
+      <w:pPr>
+        <w:jc w:val="center"/>
+      </w:pPr>
+    </w:p>
+    <w:p>
+      <w:pPr>
+        <w:jc w:val="center"/>
+      </w:pPr>
+    </w:p>
+    <w:p>
+      <w:pPr>
+        <w:jc w:val="center"/>
+      </w:pPr>
+    </w:p>
+    <w:p>
+      <w:pPr>
+        <w:jc w:val="center"/>
+      </w:pPr>
+    </w:p>
+    <w:p>
+      <w:pPr>
+        <w:jc w:val="center"/>
+      </w:pPr>
+    </w:p>
+    <w:p>
+      <w:pPr>
+        <w:jc w:val="center"/>
+      </w:pPr>
+    </w:p>
+    <w:p>
+      <w:pPr>
+        <w:jc w:val="center"/>
+      </w:pPr>
+    </w:p>
+    <w:p>
+      <w:pPr>
+        <w:jc w:val="center"/>
+      </w:pPr>
+    </w:p>
+    <w:p>
+      <w:pPr>
+        <w:jc w:val="center"/>
+      </w:pPr>
+    </w:p>
+    <w:p>
+      <w:pPr>
+        <w:jc w:val="center"/>
+      </w:pPr>
+    </w:p>
+    <w:p>
+      <w:pPr>
+        <w:jc w:val="center"/>
+      </w:pPr>
+    </w:p>
+    <w:p>
+      <w:pPr>
+        <w:jc w:val="center"/>
+      </w:pPr>
+    </w:p>
+    <w:p>
+      <w:pPr>
+        <w:jc w:val="center"/>
+      </w:pPr>
+    </w:p>
+    <w:p>
+      <w:pPr>
+        <w:jc w:val="center"/>
+      </w:pPr>
+    </w:p>
+    <w:p>
+      <w:pPr>
+        <w:jc w:val="center"/>
+      </w:pPr>
+    </w:p>
+    <w:p>
+      <w:pPr>
+        <w:jc w:val="center"/>
       </w:pPr>
     </w:p>
     <w:p>
@@ -274,7 +510,6 @@
       <w:r>
         <w:t xml:space="preserve">Initially I wasn’t considering multiple content servers. I added a special class for simulating multiple content servers without much hassle in the terminal, </w:t>
       </w:r>
-      <w:proofErr w:type="spellStart"/>
       <w:r>
         <w:rPr>
           <w:i/>
@@ -282,7 +517,6 @@
         </w:rPr>
         <w:t>ConcurrentContentServerLauncher</w:t>
       </w:r>
-      <w:proofErr w:type="spellEnd"/>
       <w:r>
         <w:t xml:space="preserve">. I also missed implementing fault tolerance from content server’s side. Now my content server tries a pre-determined </w:t>
       </w:r>
@@ -399,31 +633,7 @@
         <w:t>How:</w:t>
       </w:r>
       <w:r>
-        <w:t> Each class (</w:t>
-      </w:r>
-      <w:proofErr w:type="spellStart"/>
-      <w:r>
-        <w:t>LamportClock</w:t>
-      </w:r>
-      <w:proofErr w:type="spellEnd"/>
-      <w:r>
-        <w:t xml:space="preserve">, </w:t>
-      </w:r>
-      <w:proofErr w:type="spellStart"/>
-      <w:r>
-        <w:t>ContentServer</w:t>
-      </w:r>
-      <w:proofErr w:type="spellEnd"/>
-      <w:r>
-        <w:t xml:space="preserve">, AggregationServer, </w:t>
-      </w:r>
-      <w:proofErr w:type="spellStart"/>
-      <w:r>
-        <w:t>GETClient</w:t>
-      </w:r>
-      <w:proofErr w:type="spellEnd"/>
-      <w:r>
-        <w:t>) has dedicated JUnit test classes.</w:t>
+        <w:t> Each class (LamportClock, ContentServer, AggregationServer, GETClient) has dedicated JUnit test classes.</w:t>
       </w:r>
     </w:p>
     <w:p>
@@ -448,13 +658,8 @@
           <w:numId w:val="1"/>
         </w:numPr>
       </w:pPr>
-      <w:proofErr w:type="spellStart"/>
-      <w:r>
-        <w:t>LamportClock</w:t>
-      </w:r>
-      <w:proofErr w:type="spellEnd"/>
-      <w:r>
-        <w:t>: Checks clock increment and update.</w:t>
+      <w:r>
+        <w:t>LamportClock: Checks clock increment and update.</w:t>
       </w:r>
     </w:p>
     <w:p>
@@ -464,13 +669,8 @@
           <w:numId w:val="1"/>
         </w:numPr>
       </w:pPr>
-      <w:proofErr w:type="spellStart"/>
-      <w:r>
-        <w:t>ContentServer</w:t>
-      </w:r>
-      <w:proofErr w:type="spellEnd"/>
-      <w:r>
-        <w:t>: Tests conversion from weather file to JSON.</w:t>
+      <w:r>
+        <w:t>ContentServer: Tests conversion from weather file to JSON.</w:t>
       </w:r>
     </w:p>
     <w:p>
@@ -532,23 +732,7 @@
         <w:t>How:</w:t>
       </w:r>
       <w:r>
-        <w:t xml:space="preserve"> Integration tests launch AggregationServer, multiple </w:t>
-      </w:r>
-      <w:proofErr w:type="spellStart"/>
-      <w:r>
-        <w:t>ContentServers</w:t>
-      </w:r>
-      <w:proofErr w:type="spellEnd"/>
-      <w:r>
-        <w:t xml:space="preserve">, and </w:t>
-      </w:r>
-      <w:proofErr w:type="spellStart"/>
-      <w:r>
-        <w:t>GETClients</w:t>
-      </w:r>
-      <w:proofErr w:type="spellEnd"/>
-      <w:r>
-        <w:t xml:space="preserve"> to test network interactions and overall data flow.</w:t>
+        <w:t> Integration tests launch AggregationServer, multiple ContentServers, and GETClients to test network interactions and overall data flow.</w:t>
       </w:r>
     </w:p>
     <w:p>
@@ -596,15 +780,7 @@
         </w:numPr>
       </w:pPr>
       <w:r>
-        <w:t xml:space="preserve">Data expiry and </w:t>
-      </w:r>
-      <w:proofErr w:type="gramStart"/>
-      <w:r>
-        <w:t>recovery</w:t>
-      </w:r>
-      <w:proofErr w:type="gramEnd"/>
-      <w:r>
-        <w:t xml:space="preserve"> after server restarts.</w:t>
+        <w:t>Data expiry and recovery after server restarts.</w:t>
       </w:r>
     </w:p>
     <w:p>
@@ -831,15 +1007,7 @@
         <w:t>Unit Tests:</w:t>
       </w:r>
       <w:r>
-        <w:t> Run with JUnit in IntelliJ or </w:t>
-      </w:r>
-      <w:proofErr w:type="spellStart"/>
-      <w:r>
-        <w:t>mvn</w:t>
-      </w:r>
-      <w:proofErr w:type="spellEnd"/>
-      <w:r>
-        <w:t xml:space="preserve"> test if using Maven.</w:t>
+        <w:t> Run with JUnit in IntelliJ or mvn test if using Maven.</w:t>
       </w:r>
     </w:p>
     <w:p>
@@ -875,23 +1043,7 @@
         <w:t>Manual Checks:</w:t>
       </w:r>
       <w:r>
-        <w:t xml:space="preserve"> Run AggregationServer, </w:t>
-      </w:r>
-      <w:proofErr w:type="spellStart"/>
-      <w:r>
-        <w:t>ContentServer</w:t>
-      </w:r>
-      <w:proofErr w:type="spellEnd"/>
-      <w:r>
-        <w:t xml:space="preserve">, and </w:t>
-      </w:r>
-      <w:proofErr w:type="spellStart"/>
-      <w:r>
-        <w:t>GETClient</w:t>
-      </w:r>
-      <w:proofErr w:type="spellEnd"/>
-      <w:r>
-        <w:t xml:space="preserve"> by hand for exploratory testing. Check outputs for expected JSON and error codes.</w:t>
+        <w:t> Run AggregationServer, ContentServer, and GETClient by hand for exploratory testing. Check outputs for expected JSON and error codes.</w:t>
       </w:r>
     </w:p>
     <w:p>
@@ -1000,15 +1152,7 @@
         </w:numPr>
       </w:pPr>
       <w:r>
-        <w:t xml:space="preserve">Each method and class </w:t>
-      </w:r>
-      <w:proofErr w:type="gramStart"/>
-      <w:r>
-        <w:t>is</w:t>
-      </w:r>
-      <w:proofErr w:type="gramEnd"/>
-      <w:r>
-        <w:t xml:space="preserve"> tested for normal and error behaviors.</w:t>
+        <w:t>Each method and class is tested for normal and error behaviors.</w:t>
       </w:r>
     </w:p>
     <w:p>
@@ -1369,6 +1513,304 @@
     </w:lvl>
   </w:abstractNum>
   <w:abstractNum w:abstractNumId="2" w15:restartNumberingAfterBreak="0">
+    <w:nsid w:val="25917854"/>
+    <w:multiLevelType w:val="multilevel"/>
+    <w:tmpl w:val="FF04DBD6"/>
+    <w:lvl w:ilvl="0">
+      <w:start w:val="1"/>
+      <w:numFmt w:val="bullet"/>
+      <w:lvlText w:val=""/>
+      <w:lvlJc w:val="left"/>
+      <w:pPr>
+        <w:tabs>
+          <w:tab w:val="num" w:pos="720"/>
+        </w:tabs>
+        <w:ind w:left="720" w:hanging="360"/>
+      </w:pPr>
+      <w:rPr>
+        <w:rFonts w:ascii="Symbol" w:hAnsi="Symbol" w:hint="default"/>
+        <w:sz w:val="20"/>
+      </w:rPr>
+    </w:lvl>
+    <w:lvl w:ilvl="1" w:tentative="1">
+      <w:start w:val="1"/>
+      <w:numFmt w:val="bullet"/>
+      <w:lvlText w:val=""/>
+      <w:lvlJc w:val="left"/>
+      <w:pPr>
+        <w:tabs>
+          <w:tab w:val="num" w:pos="1440"/>
+        </w:tabs>
+        <w:ind w:left="1440" w:hanging="360"/>
+      </w:pPr>
+      <w:rPr>
+        <w:rFonts w:ascii="Symbol" w:hAnsi="Symbol" w:hint="default"/>
+        <w:sz w:val="20"/>
+      </w:rPr>
+    </w:lvl>
+    <w:lvl w:ilvl="2" w:tentative="1">
+      <w:start w:val="1"/>
+      <w:numFmt w:val="bullet"/>
+      <w:lvlText w:val=""/>
+      <w:lvlJc w:val="left"/>
+      <w:pPr>
+        <w:tabs>
+          <w:tab w:val="num" w:pos="2160"/>
+        </w:tabs>
+        <w:ind w:left="2160" w:hanging="360"/>
+      </w:pPr>
+      <w:rPr>
+        <w:rFonts w:ascii="Symbol" w:hAnsi="Symbol" w:hint="default"/>
+        <w:sz w:val="20"/>
+      </w:rPr>
+    </w:lvl>
+    <w:lvl w:ilvl="3" w:tentative="1">
+      <w:start w:val="1"/>
+      <w:numFmt w:val="bullet"/>
+      <w:lvlText w:val=""/>
+      <w:lvlJc w:val="left"/>
+      <w:pPr>
+        <w:tabs>
+          <w:tab w:val="num" w:pos="2880"/>
+        </w:tabs>
+        <w:ind w:left="2880" w:hanging="360"/>
+      </w:pPr>
+      <w:rPr>
+        <w:rFonts w:ascii="Symbol" w:hAnsi="Symbol" w:hint="default"/>
+        <w:sz w:val="20"/>
+      </w:rPr>
+    </w:lvl>
+    <w:lvl w:ilvl="4" w:tentative="1">
+      <w:start w:val="1"/>
+      <w:numFmt w:val="bullet"/>
+      <w:lvlText w:val=""/>
+      <w:lvlJc w:val="left"/>
+      <w:pPr>
+        <w:tabs>
+          <w:tab w:val="num" w:pos="3600"/>
+        </w:tabs>
+        <w:ind w:left="3600" w:hanging="360"/>
+      </w:pPr>
+      <w:rPr>
+        <w:rFonts w:ascii="Symbol" w:hAnsi="Symbol" w:hint="default"/>
+        <w:sz w:val="20"/>
+      </w:rPr>
+    </w:lvl>
+    <w:lvl w:ilvl="5" w:tentative="1">
+      <w:start w:val="1"/>
+      <w:numFmt w:val="bullet"/>
+      <w:lvlText w:val=""/>
+      <w:lvlJc w:val="left"/>
+      <w:pPr>
+        <w:tabs>
+          <w:tab w:val="num" w:pos="4320"/>
+        </w:tabs>
+        <w:ind w:left="4320" w:hanging="360"/>
+      </w:pPr>
+      <w:rPr>
+        <w:rFonts w:ascii="Symbol" w:hAnsi="Symbol" w:hint="default"/>
+        <w:sz w:val="20"/>
+      </w:rPr>
+    </w:lvl>
+    <w:lvl w:ilvl="6" w:tentative="1">
+      <w:start w:val="1"/>
+      <w:numFmt w:val="bullet"/>
+      <w:lvlText w:val=""/>
+      <w:lvlJc w:val="left"/>
+      <w:pPr>
+        <w:tabs>
+          <w:tab w:val="num" w:pos="5040"/>
+        </w:tabs>
+        <w:ind w:left="5040" w:hanging="360"/>
+      </w:pPr>
+      <w:rPr>
+        <w:rFonts w:ascii="Symbol" w:hAnsi="Symbol" w:hint="default"/>
+        <w:sz w:val="20"/>
+      </w:rPr>
+    </w:lvl>
+    <w:lvl w:ilvl="7" w:tentative="1">
+      <w:start w:val="1"/>
+      <w:numFmt w:val="bullet"/>
+      <w:lvlText w:val=""/>
+      <w:lvlJc w:val="left"/>
+      <w:pPr>
+        <w:tabs>
+          <w:tab w:val="num" w:pos="5760"/>
+        </w:tabs>
+        <w:ind w:left="5760" w:hanging="360"/>
+      </w:pPr>
+      <w:rPr>
+        <w:rFonts w:ascii="Symbol" w:hAnsi="Symbol" w:hint="default"/>
+        <w:sz w:val="20"/>
+      </w:rPr>
+    </w:lvl>
+    <w:lvl w:ilvl="8" w:tentative="1">
+      <w:start w:val="1"/>
+      <w:numFmt w:val="bullet"/>
+      <w:lvlText w:val=""/>
+      <w:lvlJc w:val="left"/>
+      <w:pPr>
+        <w:tabs>
+          <w:tab w:val="num" w:pos="6480"/>
+        </w:tabs>
+        <w:ind w:left="6480" w:hanging="360"/>
+      </w:pPr>
+      <w:rPr>
+        <w:rFonts w:ascii="Symbol" w:hAnsi="Symbol" w:hint="default"/>
+        <w:sz w:val="20"/>
+      </w:rPr>
+    </w:lvl>
+  </w:abstractNum>
+  <w:abstractNum w:abstractNumId="3" w15:restartNumberingAfterBreak="0">
+    <w:nsid w:val="2B353D46"/>
+    <w:multiLevelType w:val="multilevel"/>
+    <w:tmpl w:val="ED48AA72"/>
+    <w:lvl w:ilvl="0">
+      <w:start w:val="1"/>
+      <w:numFmt w:val="bullet"/>
+      <w:lvlText w:val=""/>
+      <w:lvlJc w:val="left"/>
+      <w:pPr>
+        <w:tabs>
+          <w:tab w:val="num" w:pos="720"/>
+        </w:tabs>
+        <w:ind w:left="720" w:hanging="360"/>
+      </w:pPr>
+      <w:rPr>
+        <w:rFonts w:ascii="Symbol" w:hAnsi="Symbol" w:hint="default"/>
+        <w:sz w:val="20"/>
+      </w:rPr>
+    </w:lvl>
+    <w:lvl w:ilvl="1" w:tentative="1">
+      <w:start w:val="1"/>
+      <w:numFmt w:val="bullet"/>
+      <w:lvlText w:val=""/>
+      <w:lvlJc w:val="left"/>
+      <w:pPr>
+        <w:tabs>
+          <w:tab w:val="num" w:pos="1440"/>
+        </w:tabs>
+        <w:ind w:left="1440" w:hanging="360"/>
+      </w:pPr>
+      <w:rPr>
+        <w:rFonts w:ascii="Symbol" w:hAnsi="Symbol" w:hint="default"/>
+        <w:sz w:val="20"/>
+      </w:rPr>
+    </w:lvl>
+    <w:lvl w:ilvl="2" w:tentative="1">
+      <w:start w:val="1"/>
+      <w:numFmt w:val="bullet"/>
+      <w:lvlText w:val=""/>
+      <w:lvlJc w:val="left"/>
+      <w:pPr>
+        <w:tabs>
+          <w:tab w:val="num" w:pos="2160"/>
+        </w:tabs>
+        <w:ind w:left="2160" w:hanging="360"/>
+      </w:pPr>
+      <w:rPr>
+        <w:rFonts w:ascii="Symbol" w:hAnsi="Symbol" w:hint="default"/>
+        <w:sz w:val="20"/>
+      </w:rPr>
+    </w:lvl>
+    <w:lvl w:ilvl="3" w:tentative="1">
+      <w:start w:val="1"/>
+      <w:numFmt w:val="bullet"/>
+      <w:lvlText w:val=""/>
+      <w:lvlJc w:val="left"/>
+      <w:pPr>
+        <w:tabs>
+          <w:tab w:val="num" w:pos="2880"/>
+        </w:tabs>
+        <w:ind w:left="2880" w:hanging="360"/>
+      </w:pPr>
+      <w:rPr>
+        <w:rFonts w:ascii="Symbol" w:hAnsi="Symbol" w:hint="default"/>
+        <w:sz w:val="20"/>
+      </w:rPr>
+    </w:lvl>
+    <w:lvl w:ilvl="4" w:tentative="1">
+      <w:start w:val="1"/>
+      <w:numFmt w:val="bullet"/>
+      <w:lvlText w:val=""/>
+      <w:lvlJc w:val="left"/>
+      <w:pPr>
+        <w:tabs>
+          <w:tab w:val="num" w:pos="3600"/>
+        </w:tabs>
+        <w:ind w:left="3600" w:hanging="360"/>
+      </w:pPr>
+      <w:rPr>
+        <w:rFonts w:ascii="Symbol" w:hAnsi="Symbol" w:hint="default"/>
+        <w:sz w:val="20"/>
+      </w:rPr>
+    </w:lvl>
+    <w:lvl w:ilvl="5" w:tentative="1">
+      <w:start w:val="1"/>
+      <w:numFmt w:val="bullet"/>
+      <w:lvlText w:val=""/>
+      <w:lvlJc w:val="left"/>
+      <w:pPr>
+        <w:tabs>
+          <w:tab w:val="num" w:pos="4320"/>
+        </w:tabs>
+        <w:ind w:left="4320" w:hanging="360"/>
+      </w:pPr>
+      <w:rPr>
+        <w:rFonts w:ascii="Symbol" w:hAnsi="Symbol" w:hint="default"/>
+        <w:sz w:val="20"/>
+      </w:rPr>
+    </w:lvl>
+    <w:lvl w:ilvl="6" w:tentative="1">
+      <w:start w:val="1"/>
+      <w:numFmt w:val="bullet"/>
+      <w:lvlText w:val=""/>
+      <w:lvlJc w:val="left"/>
+      <w:pPr>
+        <w:tabs>
+          <w:tab w:val="num" w:pos="5040"/>
+        </w:tabs>
+        <w:ind w:left="5040" w:hanging="360"/>
+      </w:pPr>
+      <w:rPr>
+        <w:rFonts w:ascii="Symbol" w:hAnsi="Symbol" w:hint="default"/>
+        <w:sz w:val="20"/>
+      </w:rPr>
+    </w:lvl>
+    <w:lvl w:ilvl="7" w:tentative="1">
+      <w:start w:val="1"/>
+      <w:numFmt w:val="bullet"/>
+      <w:lvlText w:val=""/>
+      <w:lvlJc w:val="left"/>
+      <w:pPr>
+        <w:tabs>
+          <w:tab w:val="num" w:pos="5760"/>
+        </w:tabs>
+        <w:ind w:left="5760" w:hanging="360"/>
+      </w:pPr>
+      <w:rPr>
+        <w:rFonts w:ascii="Symbol" w:hAnsi="Symbol" w:hint="default"/>
+        <w:sz w:val="20"/>
+      </w:rPr>
+    </w:lvl>
+    <w:lvl w:ilvl="8" w:tentative="1">
+      <w:start w:val="1"/>
+      <w:numFmt w:val="bullet"/>
+      <w:lvlText w:val=""/>
+      <w:lvlJc w:val="left"/>
+      <w:pPr>
+        <w:tabs>
+          <w:tab w:val="num" w:pos="6480"/>
+        </w:tabs>
+        <w:ind w:left="6480" w:hanging="360"/>
+      </w:pPr>
+      <w:rPr>
+        <w:rFonts w:ascii="Symbol" w:hAnsi="Symbol" w:hint="default"/>
+        <w:sz w:val="20"/>
+      </w:rPr>
+    </w:lvl>
+  </w:abstractNum>
+  <w:abstractNum w:abstractNumId="4" w15:restartNumberingAfterBreak="0">
     <w:nsid w:val="33B01D31"/>
     <w:multiLevelType w:val="multilevel"/>
     <w:tmpl w:val="3E08117C"/>
@@ -1517,7 +1959,7 @@
       </w:rPr>
     </w:lvl>
   </w:abstractNum>
-  <w:abstractNum w:abstractNumId="3" w15:restartNumberingAfterBreak="0">
+  <w:abstractNum w:abstractNumId="5" w15:restartNumberingAfterBreak="0">
     <w:nsid w:val="35D86F35"/>
     <w:multiLevelType w:val="multilevel"/>
     <w:tmpl w:val="2046888A"/>
@@ -1666,7 +2108,156 @@
       </w:rPr>
     </w:lvl>
   </w:abstractNum>
-  <w:abstractNum w:abstractNumId="4" w15:restartNumberingAfterBreak="0">
+  <w:abstractNum w:abstractNumId="6" w15:restartNumberingAfterBreak="0">
+    <w:nsid w:val="4EB54B50"/>
+    <w:multiLevelType w:val="multilevel"/>
+    <w:tmpl w:val="227AEEA8"/>
+    <w:lvl w:ilvl="0">
+      <w:start w:val="1"/>
+      <w:numFmt w:val="bullet"/>
+      <w:lvlText w:val=""/>
+      <w:lvlJc w:val="left"/>
+      <w:pPr>
+        <w:tabs>
+          <w:tab w:val="num" w:pos="720"/>
+        </w:tabs>
+        <w:ind w:left="720" w:hanging="360"/>
+      </w:pPr>
+      <w:rPr>
+        <w:rFonts w:ascii="Symbol" w:hAnsi="Symbol" w:hint="default"/>
+        <w:sz w:val="20"/>
+      </w:rPr>
+    </w:lvl>
+    <w:lvl w:ilvl="1" w:tentative="1">
+      <w:start w:val="1"/>
+      <w:numFmt w:val="bullet"/>
+      <w:lvlText w:val=""/>
+      <w:lvlJc w:val="left"/>
+      <w:pPr>
+        <w:tabs>
+          <w:tab w:val="num" w:pos="1440"/>
+        </w:tabs>
+        <w:ind w:left="1440" w:hanging="360"/>
+      </w:pPr>
+      <w:rPr>
+        <w:rFonts w:ascii="Symbol" w:hAnsi="Symbol" w:hint="default"/>
+        <w:sz w:val="20"/>
+      </w:rPr>
+    </w:lvl>
+    <w:lvl w:ilvl="2" w:tentative="1">
+      <w:start w:val="1"/>
+      <w:numFmt w:val="bullet"/>
+      <w:lvlText w:val=""/>
+      <w:lvlJc w:val="left"/>
+      <w:pPr>
+        <w:tabs>
+          <w:tab w:val="num" w:pos="2160"/>
+        </w:tabs>
+        <w:ind w:left="2160" w:hanging="360"/>
+      </w:pPr>
+      <w:rPr>
+        <w:rFonts w:ascii="Symbol" w:hAnsi="Symbol" w:hint="default"/>
+        <w:sz w:val="20"/>
+      </w:rPr>
+    </w:lvl>
+    <w:lvl w:ilvl="3" w:tentative="1">
+      <w:start w:val="1"/>
+      <w:numFmt w:val="bullet"/>
+      <w:lvlText w:val=""/>
+      <w:lvlJc w:val="left"/>
+      <w:pPr>
+        <w:tabs>
+          <w:tab w:val="num" w:pos="2880"/>
+        </w:tabs>
+        <w:ind w:left="2880" w:hanging="360"/>
+      </w:pPr>
+      <w:rPr>
+        <w:rFonts w:ascii="Symbol" w:hAnsi="Symbol" w:hint="default"/>
+        <w:sz w:val="20"/>
+      </w:rPr>
+    </w:lvl>
+    <w:lvl w:ilvl="4" w:tentative="1">
+      <w:start w:val="1"/>
+      <w:numFmt w:val="bullet"/>
+      <w:lvlText w:val=""/>
+      <w:lvlJc w:val="left"/>
+      <w:pPr>
+        <w:tabs>
+          <w:tab w:val="num" w:pos="3600"/>
+        </w:tabs>
+        <w:ind w:left="3600" w:hanging="360"/>
+      </w:pPr>
+      <w:rPr>
+        <w:rFonts w:ascii="Symbol" w:hAnsi="Symbol" w:hint="default"/>
+        <w:sz w:val="20"/>
+      </w:rPr>
+    </w:lvl>
+    <w:lvl w:ilvl="5" w:tentative="1">
+      <w:start w:val="1"/>
+      <w:numFmt w:val="bullet"/>
+      <w:lvlText w:val=""/>
+      <w:lvlJc w:val="left"/>
+      <w:pPr>
+        <w:tabs>
+          <w:tab w:val="num" w:pos="4320"/>
+        </w:tabs>
+        <w:ind w:left="4320" w:hanging="360"/>
+      </w:pPr>
+      <w:rPr>
+        <w:rFonts w:ascii="Symbol" w:hAnsi="Symbol" w:hint="default"/>
+        <w:sz w:val="20"/>
+      </w:rPr>
+    </w:lvl>
+    <w:lvl w:ilvl="6" w:tentative="1">
+      <w:start w:val="1"/>
+      <w:numFmt w:val="bullet"/>
+      <w:lvlText w:val=""/>
+      <w:lvlJc w:val="left"/>
+      <w:pPr>
+        <w:tabs>
+          <w:tab w:val="num" w:pos="5040"/>
+        </w:tabs>
+        <w:ind w:left="5040" w:hanging="360"/>
+      </w:pPr>
+      <w:rPr>
+        <w:rFonts w:ascii="Symbol" w:hAnsi="Symbol" w:hint="default"/>
+        <w:sz w:val="20"/>
+      </w:rPr>
+    </w:lvl>
+    <w:lvl w:ilvl="7" w:tentative="1">
+      <w:start w:val="1"/>
+      <w:numFmt w:val="bullet"/>
+      <w:lvlText w:val=""/>
+      <w:lvlJc w:val="left"/>
+      <w:pPr>
+        <w:tabs>
+          <w:tab w:val="num" w:pos="5760"/>
+        </w:tabs>
+        <w:ind w:left="5760" w:hanging="360"/>
+      </w:pPr>
+      <w:rPr>
+        <w:rFonts w:ascii="Symbol" w:hAnsi="Symbol" w:hint="default"/>
+        <w:sz w:val="20"/>
+      </w:rPr>
+    </w:lvl>
+    <w:lvl w:ilvl="8" w:tentative="1">
+      <w:start w:val="1"/>
+      <w:numFmt w:val="bullet"/>
+      <w:lvlText w:val=""/>
+      <w:lvlJc w:val="left"/>
+      <w:pPr>
+        <w:tabs>
+          <w:tab w:val="num" w:pos="6480"/>
+        </w:tabs>
+        <w:ind w:left="6480" w:hanging="360"/>
+      </w:pPr>
+      <w:rPr>
+        <w:rFonts w:ascii="Symbol" w:hAnsi="Symbol" w:hint="default"/>
+        <w:sz w:val="20"/>
+      </w:rPr>
+    </w:lvl>
+  </w:abstractNum>
+  <w:abstractNum w:abstractNumId="7" w15:restartNumberingAfterBreak="0">
     <w:nsid w:val="717B535C"/>
     <w:multiLevelType w:val="multilevel"/>
     <w:tmpl w:val="7EDAFA04"/>
@@ -1815,7 +2406,7 @@
       </w:rPr>
     </w:lvl>
   </w:abstractNum>
-  <w:abstractNum w:abstractNumId="5" w15:restartNumberingAfterBreak="0">
+  <w:abstractNum w:abstractNumId="8" w15:restartNumberingAfterBreak="0">
     <w:nsid w:val="73DD3069"/>
     <w:multiLevelType w:val="multilevel"/>
     <w:tmpl w:val="C9900F44"/>
@@ -1964,7 +2555,7 @@
       </w:rPr>
     </w:lvl>
   </w:abstractNum>
-  <w:abstractNum w:abstractNumId="6" w15:restartNumberingAfterBreak="0">
+  <w:abstractNum w:abstractNumId="9" w15:restartNumberingAfterBreak="0">
     <w:nsid w:val="79450F2C"/>
     <w:multiLevelType w:val="multilevel"/>
     <w:tmpl w:val="A16AE904"/>
@@ -2114,25 +2705,34 @@
     </w:lvl>
   </w:abstractNum>
   <w:num w:numId="1" w16cid:durableId="315377999">
-    <w:abstractNumId w:val="5"/>
+    <w:abstractNumId w:val="8"/>
   </w:num>
   <w:num w:numId="2" w16cid:durableId="750464162">
     <w:abstractNumId w:val="1"/>
   </w:num>
   <w:num w:numId="3" w16cid:durableId="1758750726">
-    <w:abstractNumId w:val="6"/>
+    <w:abstractNumId w:val="9"/>
   </w:num>
   <w:num w:numId="4" w16cid:durableId="343098676">
-    <w:abstractNumId w:val="4"/>
+    <w:abstractNumId w:val="7"/>
   </w:num>
   <w:num w:numId="5" w16cid:durableId="1558473739">
     <w:abstractNumId w:val="0"/>
   </w:num>
   <w:num w:numId="6" w16cid:durableId="128785764">
-    <w:abstractNumId w:val="2"/>
+    <w:abstractNumId w:val="4"/>
   </w:num>
   <w:num w:numId="7" w16cid:durableId="1204830299">
+    <w:abstractNumId w:val="5"/>
+  </w:num>
+  <w:num w:numId="8" w16cid:durableId="431628007">
+    <w:abstractNumId w:val="6"/>
+  </w:num>
+  <w:num w:numId="9" w16cid:durableId="854418716">
     <w:abstractNumId w:val="3"/>
+  </w:num>
+  <w:num w:numId="10" w16cid:durableId="282468343">
+    <w:abstractNumId w:val="2"/>
   </w:num>
 </w:numbering>
 </file>
